--- a/Labs/File_Management.docx
+++ b/Labs/File_Management.docx
@@ -1,6 +1,6 @@
 
 <file path=word/document.xml><?xml version="1.0" encoding="utf-8"?>
-<w:document xmlns:wpc="http://schemas.microsoft.com/office/word/2010/wordprocessingCanvas" xmlns:cx="http://schemas.microsoft.com/office/drawing/2014/chartex" xmlns:cx1="http://schemas.microsoft.com/office/drawing/2015/9/8/chartex" xmlns:cx2="http://schemas.microsoft.com/office/drawing/2015/10/21/chartex" xmlns:cx3="http://schemas.microsoft.com/office/drawing/2016/5/9/chartex" xmlns:cx4="http://schemas.microsoft.com/office/drawing/2016/5/10/chartex" xmlns:cx5="http://schemas.microsoft.com/office/drawing/2016/5/11/chartex" xmlns:cx6="http://schemas.microsoft.com/office/drawing/2016/5/12/chartex" xmlns:cx7="http://schemas.microsoft.com/office/drawing/2016/5/13/chartex" xmlns:cx8="http://schemas.microsoft.com/office/drawing/2016/5/14/chartex" xmlns:mc="http://schemas.openxmlformats.org/markup-compatibility/2006" xmlns:aink="http://schemas.microsoft.com/office/drawing/2016/ink" xmlns:am3d="http://schemas.microsoft.com/office/drawing/2017/model3d" xmlns:o="urn:schemas-microsoft-com:office:office" xmlns:oel="http://schemas.microsoft.com/office/2019/extlst" xmlns:r="http://schemas.openxmlformats.org/officeDocument/2006/relationships" xmlns:m="http://schemas.openxmlformats.org/officeDocument/2006/math" xmlns:v="urn:schemas-microsoft-com:vml" xmlns:wp14="http://schemas.microsoft.com/office/word/2010/wordprocessingDrawing" xmlns:wp="http://schemas.openxmlformats.org/drawingml/2006/wordprocessingDrawing" xmlns:w10="urn:schemas-microsoft-com:office:word" xmlns:w="http://schemas.openxmlformats.org/wordprocessingml/2006/main" xmlns:w14="http://schemas.microsoft.com/office/word/2010/wordml" xmlns:w15="http://schemas.microsoft.com/office/word/2012/wordml" xmlns:w16cex="http://schemas.microsoft.com/office/word/2018/wordml/cex" xmlns:w16cid="http://schemas.microsoft.com/office/word/2016/wordml/cid" xmlns:w16="http://schemas.microsoft.com/office/word/2018/wordml" xmlns:w16du="http://schemas.microsoft.com/office/word/2023/wordml/word16du" xmlns:w16sdtdh="http://schemas.microsoft.com/office/word/2020/wordml/sdtdatahash" xmlns:w16se="http://schemas.microsoft.com/office/word/2015/wordml/symex" xmlns:wpg="http://schemas.microsoft.com/office/word/2010/wordprocessingGroup" xmlns:wpi="http://schemas.microsoft.com/office/word/2010/wordprocessingInk" xmlns:wne="http://schemas.microsoft.com/office/word/2006/wordml" xmlns:wps="http://schemas.microsoft.com/office/word/2010/wordprocessingShape" mc:Ignorable="w14 w15 w16se w16cid w16 w16cex w16sdtdh w16du wp14">
+<w:document xmlns:wpc="http://schemas.microsoft.com/office/word/2010/wordprocessingCanvas" xmlns:cx="http://schemas.microsoft.com/office/drawing/2014/chartex" xmlns:cx1="http://schemas.microsoft.com/office/drawing/2015/9/8/chartex" xmlns:cx2="http://schemas.microsoft.com/office/drawing/2015/10/21/chartex" xmlns:cx3="http://schemas.microsoft.com/office/drawing/2016/5/9/chartex" xmlns:cx4="http://schemas.microsoft.com/office/drawing/2016/5/10/chartex" xmlns:cx5="http://schemas.microsoft.com/office/drawing/2016/5/11/chartex" xmlns:cx6="http://schemas.microsoft.com/office/drawing/2016/5/12/chartex" xmlns:cx7="http://schemas.microsoft.com/office/drawing/2016/5/13/chartex" xmlns:cx8="http://schemas.microsoft.com/office/drawing/2016/5/14/chartex" xmlns:mc="http://schemas.openxmlformats.org/markup-compatibility/2006" xmlns:aink="http://schemas.microsoft.com/office/drawing/2016/ink" xmlns:am3d="http://schemas.microsoft.com/office/drawing/2017/model3d" xmlns:o="urn:schemas-microsoft-com:office:office" xmlns:oel="http://schemas.microsoft.com/office/2019/extlst" xmlns:r="http://schemas.openxmlformats.org/officeDocument/2006/relationships" xmlns:m="http://schemas.openxmlformats.org/officeDocument/2006/math" xmlns:v="urn:schemas-microsoft-com:vml" xmlns:wp14="http://schemas.microsoft.com/office/word/2010/wordprocessingDrawing" xmlns:wp="http://schemas.openxmlformats.org/drawingml/2006/wordprocessingDrawing" xmlns:w10="urn:schemas-microsoft-com:office:word" xmlns:w="http://schemas.openxmlformats.org/wordprocessingml/2006/main" xmlns:w14="http://schemas.microsoft.com/office/word/2010/wordml" xmlns:w15="http://schemas.microsoft.com/office/word/2012/wordml" xmlns:w16cex="http://schemas.microsoft.com/office/word/2018/wordml/cex" xmlns:w16cid="http://schemas.microsoft.com/office/word/2016/wordml/cid" xmlns:w16="http://schemas.microsoft.com/office/word/2018/wordml" xmlns:w16du="http://schemas.microsoft.com/office/word/2023/wordml/word16du" xmlns:w16sdtdh="http://schemas.microsoft.com/office/word/2020/wordml/sdtdatahash" xmlns:w16sdtfl="http://schemas.microsoft.com/office/word/2024/wordml/sdtformatlock" xmlns:w16se="http://schemas.microsoft.com/office/word/2015/wordml/symex" xmlns:wpg="http://schemas.microsoft.com/office/word/2010/wordprocessingGroup" xmlns:wpi="http://schemas.microsoft.com/office/word/2010/wordprocessingInk" xmlns:wne="http://schemas.microsoft.com/office/word/2006/wordml" xmlns:wps="http://schemas.microsoft.com/office/word/2010/wordprocessingShape" mc:Ignorable="w14 w15 w16se w16cid w16 w16cex w16sdtdh w16sdtfl w16du wp14">
   <w:body>
     <w:p>
       <w:pPr>
@@ -1303,23 +1303,13 @@
         <w:t>C</w:t>
       </w:r>
       <w:r>
-        <w:t xml:space="preserve">reate folders named </w:t>
+        <w:t xml:space="preserve">reate folders named Wk 1, Wk 2, </w:t>
       </w:r>
-      <w:proofErr w:type="spellStart"/>
       <w:r>
-        <w:t>Wk</w:t>
+        <w:t>up to Wk 16</w:t>
       </w:r>
-      <w:proofErr w:type="spellEnd"/>
       <w:r>
-        <w:t xml:space="preserve"> 1, </w:t>
-      </w:r>
-      <w:proofErr w:type="spellStart"/>
-      <w:r>
-        <w:t>Wk</w:t>
-      </w:r>
-      <w:proofErr w:type="spellEnd"/>
-      <w:r>
-        <w:t xml:space="preserve"> 2, etc.</w:t>
+        <w:t>.</w:t>
       </w:r>
     </w:p>
     <w:p>
@@ -1532,20 +1522,17 @@
     </w:p>
     <w:p>
       <w:r>
-        <w:t xml:space="preserve">Attach this document to the assignment in </w:t>
-      </w:r>
-      <w:proofErr w:type="spellStart"/>
-      <w:r>
-        <w:t>BlackBoard</w:t>
-      </w:r>
-      <w:proofErr w:type="spellEnd"/>
-      <w:r>
-        <w:t>.</w:t>
+        <w:t>Attach this document to the assignment in BlackBoard.</w:t>
       </w:r>
     </w:p>
     <w:p/>
     <w:sectPr>
-      <w:footerReference w:type="default" r:id="rId8"/>
+      <w:headerReference w:type="even" r:id="rId8"/>
+      <w:headerReference w:type="default" r:id="rId9"/>
+      <w:footerReference w:type="even" r:id="rId10"/>
+      <w:footerReference w:type="default" r:id="rId11"/>
+      <w:headerReference w:type="first" r:id="rId12"/>
+      <w:footerReference w:type="first" r:id="rId13"/>
       <w:pgSz w:w="12240" w:h="15840"/>
       <w:pgMar w:top="1440" w:right="1440" w:bottom="1440" w:left="1440" w:header="720" w:footer="720" w:gutter="0"/>
       <w:cols w:space="720"/>
@@ -1556,7 +1543,7 @@
 </file>
 
 <file path=word/endnotes.xml><?xml version="1.0" encoding="utf-8"?>
-<w:endnotes xmlns:wpc="http://schemas.microsoft.com/office/word/2010/wordprocessingCanvas" xmlns:cx="http://schemas.microsoft.com/office/drawing/2014/chartex" xmlns:cx1="http://schemas.microsoft.com/office/drawing/2015/9/8/chartex" xmlns:cx2="http://schemas.microsoft.com/office/drawing/2015/10/21/chartex" xmlns:cx3="http://schemas.microsoft.com/office/drawing/2016/5/9/chartex" xmlns:cx4="http://schemas.microsoft.com/office/drawing/2016/5/10/chartex" xmlns:cx5="http://schemas.microsoft.com/office/drawing/2016/5/11/chartex" xmlns:cx6="http://schemas.microsoft.com/office/drawing/2016/5/12/chartex" xmlns:cx7="http://schemas.microsoft.com/office/drawing/2016/5/13/chartex" xmlns:cx8="http://schemas.microsoft.com/office/drawing/2016/5/14/chartex" xmlns:mc="http://schemas.openxmlformats.org/markup-compatibility/2006" xmlns:aink="http://schemas.microsoft.com/office/drawing/2016/ink" xmlns:am3d="http://schemas.microsoft.com/office/drawing/2017/model3d" xmlns:o="urn:schemas-microsoft-com:office:office" xmlns:oel="http://schemas.microsoft.com/office/2019/extlst" xmlns:r="http://schemas.openxmlformats.org/officeDocument/2006/relationships" xmlns:m="http://schemas.openxmlformats.org/officeDocument/2006/math" xmlns:v="urn:schemas-microsoft-com:vml" xmlns:wp14="http://schemas.microsoft.com/office/word/2010/wordprocessingDrawing" xmlns:wp="http://schemas.openxmlformats.org/drawingml/2006/wordprocessingDrawing" xmlns:w10="urn:schemas-microsoft-com:office:word" xmlns:w="http://schemas.openxmlformats.org/wordprocessingml/2006/main" xmlns:w14="http://schemas.microsoft.com/office/word/2010/wordml" xmlns:w15="http://schemas.microsoft.com/office/word/2012/wordml" xmlns:w16cex="http://schemas.microsoft.com/office/word/2018/wordml/cex" xmlns:w16cid="http://schemas.microsoft.com/office/word/2016/wordml/cid" xmlns:w16="http://schemas.microsoft.com/office/word/2018/wordml" xmlns:w16du="http://schemas.microsoft.com/office/word/2023/wordml/word16du" xmlns:w16sdtdh="http://schemas.microsoft.com/office/word/2020/wordml/sdtdatahash" xmlns:w16se="http://schemas.microsoft.com/office/word/2015/wordml/symex" xmlns:wpg="http://schemas.microsoft.com/office/word/2010/wordprocessingGroup" xmlns:wpi="http://schemas.microsoft.com/office/word/2010/wordprocessingInk" xmlns:wne="http://schemas.microsoft.com/office/word/2006/wordml" xmlns:wps="http://schemas.microsoft.com/office/word/2010/wordprocessingShape" mc:Ignorable="w14 w15 w16se w16cid w16 w16cex w16sdtdh w16du wp14">
+<w:endnotes xmlns:wpc="http://schemas.microsoft.com/office/word/2010/wordprocessingCanvas" xmlns:cx="http://schemas.microsoft.com/office/drawing/2014/chartex" xmlns:cx1="http://schemas.microsoft.com/office/drawing/2015/9/8/chartex" xmlns:cx2="http://schemas.microsoft.com/office/drawing/2015/10/21/chartex" xmlns:cx3="http://schemas.microsoft.com/office/drawing/2016/5/9/chartex" xmlns:cx4="http://schemas.microsoft.com/office/drawing/2016/5/10/chartex" xmlns:cx5="http://schemas.microsoft.com/office/drawing/2016/5/11/chartex" xmlns:cx6="http://schemas.microsoft.com/office/drawing/2016/5/12/chartex" xmlns:cx7="http://schemas.microsoft.com/office/drawing/2016/5/13/chartex" xmlns:cx8="http://schemas.microsoft.com/office/drawing/2016/5/14/chartex" xmlns:mc="http://schemas.openxmlformats.org/markup-compatibility/2006" xmlns:aink="http://schemas.microsoft.com/office/drawing/2016/ink" xmlns:am3d="http://schemas.microsoft.com/office/drawing/2017/model3d" xmlns:o="urn:schemas-microsoft-com:office:office" xmlns:oel="http://schemas.microsoft.com/office/2019/extlst" xmlns:r="http://schemas.openxmlformats.org/officeDocument/2006/relationships" xmlns:m="http://schemas.openxmlformats.org/officeDocument/2006/math" xmlns:v="urn:schemas-microsoft-com:vml" xmlns:wp14="http://schemas.microsoft.com/office/word/2010/wordprocessingDrawing" xmlns:wp="http://schemas.openxmlformats.org/drawingml/2006/wordprocessingDrawing" xmlns:w10="urn:schemas-microsoft-com:office:word" xmlns:w="http://schemas.openxmlformats.org/wordprocessingml/2006/main" xmlns:w14="http://schemas.microsoft.com/office/word/2010/wordml" xmlns:w15="http://schemas.microsoft.com/office/word/2012/wordml" xmlns:w16cex="http://schemas.microsoft.com/office/word/2018/wordml/cex" xmlns:w16cid="http://schemas.microsoft.com/office/word/2016/wordml/cid" xmlns:w16="http://schemas.microsoft.com/office/word/2018/wordml" xmlns:w16du="http://schemas.microsoft.com/office/word/2023/wordml/word16du" xmlns:w16sdtdh="http://schemas.microsoft.com/office/word/2020/wordml/sdtdatahash" xmlns:w16sdtfl="http://schemas.microsoft.com/office/word/2024/wordml/sdtformatlock" xmlns:w16se="http://schemas.microsoft.com/office/word/2015/wordml/symex" xmlns:wpg="http://schemas.microsoft.com/office/word/2010/wordprocessingGroup" xmlns:wpi="http://schemas.microsoft.com/office/word/2010/wordprocessingInk" xmlns:wne="http://schemas.microsoft.com/office/word/2006/wordml" xmlns:wps="http://schemas.microsoft.com/office/word/2010/wordprocessingShape" mc:Ignorable="w14 w15 w16se w16cid w16 w16cex w16sdtdh w16sdtfl w16du wp14">
   <w:endnote w:type="separator" w:id="-1">
     <w:p>
       <w:pPr>
@@ -1581,7 +1568,17 @@
 </file>
 
 <file path=word/footer1.xml><?xml version="1.0" encoding="utf-8"?>
-<w:ftr xmlns:wpc="http://schemas.microsoft.com/office/word/2010/wordprocessingCanvas" xmlns:cx="http://schemas.microsoft.com/office/drawing/2014/chartex" xmlns:cx1="http://schemas.microsoft.com/office/drawing/2015/9/8/chartex" xmlns:cx2="http://schemas.microsoft.com/office/drawing/2015/10/21/chartex" xmlns:cx3="http://schemas.microsoft.com/office/drawing/2016/5/9/chartex" xmlns:cx4="http://schemas.microsoft.com/office/drawing/2016/5/10/chartex" xmlns:cx5="http://schemas.microsoft.com/office/drawing/2016/5/11/chartex" xmlns:cx6="http://schemas.microsoft.com/office/drawing/2016/5/12/chartex" xmlns:cx7="http://schemas.microsoft.com/office/drawing/2016/5/13/chartex" xmlns:cx8="http://schemas.microsoft.com/office/drawing/2016/5/14/chartex" xmlns:mc="http://schemas.openxmlformats.org/markup-compatibility/2006" xmlns:aink="http://schemas.microsoft.com/office/drawing/2016/ink" xmlns:am3d="http://schemas.microsoft.com/office/drawing/2017/model3d" xmlns:o="urn:schemas-microsoft-com:office:office" xmlns:oel="http://schemas.microsoft.com/office/2019/extlst" xmlns:r="http://schemas.openxmlformats.org/officeDocument/2006/relationships" xmlns:m="http://schemas.openxmlformats.org/officeDocument/2006/math" xmlns:v="urn:schemas-microsoft-com:vml" xmlns:wp14="http://schemas.microsoft.com/office/word/2010/wordprocessingDrawing" xmlns:wp="http://schemas.openxmlformats.org/drawingml/2006/wordprocessingDrawing" xmlns:w10="urn:schemas-microsoft-com:office:word" xmlns:w="http://schemas.openxmlformats.org/wordprocessingml/2006/main" xmlns:w14="http://schemas.microsoft.com/office/word/2010/wordml" xmlns:w15="http://schemas.microsoft.com/office/word/2012/wordml" xmlns:w16cex="http://schemas.microsoft.com/office/word/2018/wordml/cex" xmlns:w16cid="http://schemas.microsoft.com/office/word/2016/wordml/cid" xmlns:w16="http://schemas.microsoft.com/office/word/2018/wordml" xmlns:w16du="http://schemas.microsoft.com/office/word/2023/wordml/word16du" xmlns:w16sdtdh="http://schemas.microsoft.com/office/word/2020/wordml/sdtdatahash" xmlns:w16se="http://schemas.microsoft.com/office/word/2015/wordml/symex" xmlns:wpg="http://schemas.microsoft.com/office/word/2010/wordprocessingGroup" xmlns:wpi="http://schemas.microsoft.com/office/word/2010/wordprocessingInk" xmlns:wne="http://schemas.microsoft.com/office/word/2006/wordml" xmlns:wps="http://schemas.microsoft.com/office/word/2010/wordprocessingShape" mc:Ignorable="w14 w15 w16se w16cid w16 w16cex w16sdtdh w16du wp14">
+<w:ftr xmlns:wpc="http://schemas.microsoft.com/office/word/2010/wordprocessingCanvas" xmlns:cx="http://schemas.microsoft.com/office/drawing/2014/chartex" xmlns:cx1="http://schemas.microsoft.com/office/drawing/2015/9/8/chartex" xmlns:cx2="http://schemas.microsoft.com/office/drawing/2015/10/21/chartex" xmlns:cx3="http://schemas.microsoft.com/office/drawing/2016/5/9/chartex" xmlns:cx4="http://schemas.microsoft.com/office/drawing/2016/5/10/chartex" xmlns:cx5="http://schemas.microsoft.com/office/drawing/2016/5/11/chartex" xmlns:cx6="http://schemas.microsoft.com/office/drawing/2016/5/12/chartex" xmlns:cx7="http://schemas.microsoft.com/office/drawing/2016/5/13/chartex" xmlns:cx8="http://schemas.microsoft.com/office/drawing/2016/5/14/chartex" xmlns:mc="http://schemas.openxmlformats.org/markup-compatibility/2006" xmlns:aink="http://schemas.microsoft.com/office/drawing/2016/ink" xmlns:am3d="http://schemas.microsoft.com/office/drawing/2017/model3d" xmlns:o="urn:schemas-microsoft-com:office:office" xmlns:oel="http://schemas.microsoft.com/office/2019/extlst" xmlns:r="http://schemas.openxmlformats.org/officeDocument/2006/relationships" xmlns:m="http://schemas.openxmlformats.org/officeDocument/2006/math" xmlns:v="urn:schemas-microsoft-com:vml" xmlns:wp14="http://schemas.microsoft.com/office/word/2010/wordprocessingDrawing" xmlns:wp="http://schemas.openxmlformats.org/drawingml/2006/wordprocessingDrawing" xmlns:w10="urn:schemas-microsoft-com:office:word" xmlns:w="http://schemas.openxmlformats.org/wordprocessingml/2006/main" xmlns:w14="http://schemas.microsoft.com/office/word/2010/wordml" xmlns:w15="http://schemas.microsoft.com/office/word/2012/wordml" xmlns:w16cex="http://schemas.microsoft.com/office/word/2018/wordml/cex" xmlns:w16cid="http://schemas.microsoft.com/office/word/2016/wordml/cid" xmlns:w16="http://schemas.microsoft.com/office/word/2018/wordml" xmlns:w16du="http://schemas.microsoft.com/office/word/2023/wordml/word16du" xmlns:w16sdtdh="http://schemas.microsoft.com/office/word/2020/wordml/sdtdatahash" xmlns:w16sdtfl="http://schemas.microsoft.com/office/word/2024/wordml/sdtformatlock" xmlns:w16se="http://schemas.microsoft.com/office/word/2015/wordml/symex" xmlns:wpg="http://schemas.microsoft.com/office/word/2010/wordprocessingGroup" xmlns:wpi="http://schemas.microsoft.com/office/word/2010/wordprocessingInk" xmlns:wne="http://schemas.microsoft.com/office/word/2006/wordml" xmlns:wps="http://schemas.microsoft.com/office/word/2010/wordprocessingShape" mc:Ignorable="w14 w15 w16se w16cid w16 w16cex w16sdtdh w16sdtfl w16du wp14">
+  <w:p>
+    <w:pPr>
+      <w:pStyle w:val="Footer"/>
+    </w:pPr>
+  </w:p>
+</w:ftr>
+</file>
+
+<file path=word/footer2.xml><?xml version="1.0" encoding="utf-8"?>
+<w:ftr xmlns:wpc="http://schemas.microsoft.com/office/word/2010/wordprocessingCanvas" xmlns:cx="http://schemas.microsoft.com/office/drawing/2014/chartex" xmlns:cx1="http://schemas.microsoft.com/office/drawing/2015/9/8/chartex" xmlns:cx2="http://schemas.microsoft.com/office/drawing/2015/10/21/chartex" xmlns:cx3="http://schemas.microsoft.com/office/drawing/2016/5/9/chartex" xmlns:cx4="http://schemas.microsoft.com/office/drawing/2016/5/10/chartex" xmlns:cx5="http://schemas.microsoft.com/office/drawing/2016/5/11/chartex" xmlns:cx6="http://schemas.microsoft.com/office/drawing/2016/5/12/chartex" xmlns:cx7="http://schemas.microsoft.com/office/drawing/2016/5/13/chartex" xmlns:cx8="http://schemas.microsoft.com/office/drawing/2016/5/14/chartex" xmlns:mc="http://schemas.openxmlformats.org/markup-compatibility/2006" xmlns:aink="http://schemas.microsoft.com/office/drawing/2016/ink" xmlns:am3d="http://schemas.microsoft.com/office/drawing/2017/model3d" xmlns:o="urn:schemas-microsoft-com:office:office" xmlns:oel="http://schemas.microsoft.com/office/2019/extlst" xmlns:r="http://schemas.openxmlformats.org/officeDocument/2006/relationships" xmlns:m="http://schemas.openxmlformats.org/officeDocument/2006/math" xmlns:v="urn:schemas-microsoft-com:vml" xmlns:wp14="http://schemas.microsoft.com/office/word/2010/wordprocessingDrawing" xmlns:wp="http://schemas.openxmlformats.org/drawingml/2006/wordprocessingDrawing" xmlns:w10="urn:schemas-microsoft-com:office:word" xmlns:w="http://schemas.openxmlformats.org/wordprocessingml/2006/main" xmlns:w14="http://schemas.microsoft.com/office/word/2010/wordml" xmlns:w15="http://schemas.microsoft.com/office/word/2012/wordml" xmlns:w16cex="http://schemas.microsoft.com/office/word/2018/wordml/cex" xmlns:w16cid="http://schemas.microsoft.com/office/word/2016/wordml/cid" xmlns:w16="http://schemas.microsoft.com/office/word/2018/wordml" xmlns:w16du="http://schemas.microsoft.com/office/word/2023/wordml/word16du" xmlns:w16sdtdh="http://schemas.microsoft.com/office/word/2020/wordml/sdtdatahash" xmlns:w16sdtfl="http://schemas.microsoft.com/office/word/2024/wordml/sdtformatlock" xmlns:w16se="http://schemas.microsoft.com/office/word/2015/wordml/symex" xmlns:wpg="http://schemas.microsoft.com/office/word/2010/wordprocessingGroup" xmlns:wpi="http://schemas.microsoft.com/office/word/2010/wordprocessingInk" xmlns:wne="http://schemas.microsoft.com/office/word/2006/wordml" xmlns:wps="http://schemas.microsoft.com/office/word/2010/wordprocessingShape" mc:Ignorable="w14 w15 w16se w16cid w16 w16cex w16sdtdh w16sdtfl w16du wp14">
   <w:p>
     <w:pPr>
       <w:pStyle w:val="Footer"/>
@@ -1614,46 +1611,46 @@
     <w:r>
       <w:t xml:space="preserve"> of </w:t>
     </w:r>
-    <w:r>
-      <w:fldChar w:fldCharType="begin"/>
-    </w:r>
-    <w:r>
-      <w:instrText xml:space="preserve"> NUMPAGES </w:instrText>
-    </w:r>
-    <w:r>
-      <w:fldChar w:fldCharType="separate"/>
-    </w:r>
-    <w:r>
-      <w:t>1</w:t>
-    </w:r>
-    <w:r>
-      <w:fldChar w:fldCharType="end"/>
-    </w:r>
+    <w:fldSimple w:instr=" NUMPAGES ">
+      <w:r>
+        <w:t>1</w:t>
+      </w:r>
+    </w:fldSimple>
     <w:r>
       <w:tab/>
       <w:t>Revised: 0</w:t>
     </w:r>
     <w:r>
-      <w:t>8</w:t>
+      <w:t>9</w:t>
     </w:r>
     <w:r>
       <w:t>/</w:t>
     </w:r>
     <w:r>
-      <w:t>24</w:t>
+      <w:t>06</w:t>
     </w:r>
     <w:r>
       <w:t>/202</w:t>
     </w:r>
     <w:r>
-      <w:t>4</w:t>
+      <w:t>5</w:t>
     </w:r>
   </w:p>
 </w:ftr>
 </file>
 
+<file path=word/footer3.xml><?xml version="1.0" encoding="utf-8"?>
+<w:ftr xmlns:wpc="http://schemas.microsoft.com/office/word/2010/wordprocessingCanvas" xmlns:cx="http://schemas.microsoft.com/office/drawing/2014/chartex" xmlns:cx1="http://schemas.microsoft.com/office/drawing/2015/9/8/chartex" xmlns:cx2="http://schemas.microsoft.com/office/drawing/2015/10/21/chartex" xmlns:cx3="http://schemas.microsoft.com/office/drawing/2016/5/9/chartex" xmlns:cx4="http://schemas.microsoft.com/office/drawing/2016/5/10/chartex" xmlns:cx5="http://schemas.microsoft.com/office/drawing/2016/5/11/chartex" xmlns:cx6="http://schemas.microsoft.com/office/drawing/2016/5/12/chartex" xmlns:cx7="http://schemas.microsoft.com/office/drawing/2016/5/13/chartex" xmlns:cx8="http://schemas.microsoft.com/office/drawing/2016/5/14/chartex" xmlns:mc="http://schemas.openxmlformats.org/markup-compatibility/2006" xmlns:aink="http://schemas.microsoft.com/office/drawing/2016/ink" xmlns:am3d="http://schemas.microsoft.com/office/drawing/2017/model3d" xmlns:o="urn:schemas-microsoft-com:office:office" xmlns:oel="http://schemas.microsoft.com/office/2019/extlst" xmlns:r="http://schemas.openxmlformats.org/officeDocument/2006/relationships" xmlns:m="http://schemas.openxmlformats.org/officeDocument/2006/math" xmlns:v="urn:schemas-microsoft-com:vml" xmlns:wp14="http://schemas.microsoft.com/office/word/2010/wordprocessingDrawing" xmlns:wp="http://schemas.openxmlformats.org/drawingml/2006/wordprocessingDrawing" xmlns:w10="urn:schemas-microsoft-com:office:word" xmlns:w="http://schemas.openxmlformats.org/wordprocessingml/2006/main" xmlns:w14="http://schemas.microsoft.com/office/word/2010/wordml" xmlns:w15="http://schemas.microsoft.com/office/word/2012/wordml" xmlns:w16cex="http://schemas.microsoft.com/office/word/2018/wordml/cex" xmlns:w16cid="http://schemas.microsoft.com/office/word/2016/wordml/cid" xmlns:w16="http://schemas.microsoft.com/office/word/2018/wordml" xmlns:w16du="http://schemas.microsoft.com/office/word/2023/wordml/word16du" xmlns:w16sdtdh="http://schemas.microsoft.com/office/word/2020/wordml/sdtdatahash" xmlns:w16sdtfl="http://schemas.microsoft.com/office/word/2024/wordml/sdtformatlock" xmlns:w16se="http://schemas.microsoft.com/office/word/2015/wordml/symex" xmlns:wpg="http://schemas.microsoft.com/office/word/2010/wordprocessingGroup" xmlns:wpi="http://schemas.microsoft.com/office/word/2010/wordprocessingInk" xmlns:wne="http://schemas.microsoft.com/office/word/2006/wordml" xmlns:wps="http://schemas.microsoft.com/office/word/2010/wordprocessingShape" mc:Ignorable="w14 w15 w16se w16cid w16 w16cex w16sdtdh w16sdtfl w16du wp14">
+  <w:p>
+    <w:pPr>
+      <w:pStyle w:val="Footer"/>
+    </w:pPr>
+  </w:p>
+</w:ftr>
+</file>
+
 <file path=word/footnotes.xml><?xml version="1.0" encoding="utf-8"?>
-<w:footnotes xmlns:wpc="http://schemas.microsoft.com/office/word/2010/wordprocessingCanvas" xmlns:cx="http://schemas.microsoft.com/office/drawing/2014/chartex" xmlns:cx1="http://schemas.microsoft.com/office/drawing/2015/9/8/chartex" xmlns:cx2="http://schemas.microsoft.com/office/drawing/2015/10/21/chartex" xmlns:cx3="http://schemas.microsoft.com/office/drawing/2016/5/9/chartex" xmlns:cx4="http://schemas.microsoft.com/office/drawing/2016/5/10/chartex" xmlns:cx5="http://schemas.microsoft.com/office/drawing/2016/5/11/chartex" xmlns:cx6="http://schemas.microsoft.com/office/drawing/2016/5/12/chartex" xmlns:cx7="http://schemas.microsoft.com/office/drawing/2016/5/13/chartex" xmlns:cx8="http://schemas.microsoft.com/office/drawing/2016/5/14/chartex" xmlns:mc="http://schemas.openxmlformats.org/markup-compatibility/2006" xmlns:aink="http://schemas.microsoft.com/office/drawing/2016/ink" xmlns:am3d="http://schemas.microsoft.com/office/drawing/2017/model3d" xmlns:o="urn:schemas-microsoft-com:office:office" xmlns:oel="http://schemas.microsoft.com/office/2019/extlst" xmlns:r="http://schemas.openxmlformats.org/officeDocument/2006/relationships" xmlns:m="http://schemas.openxmlformats.org/officeDocument/2006/math" xmlns:v="urn:schemas-microsoft-com:vml" xmlns:wp14="http://schemas.microsoft.com/office/word/2010/wordprocessingDrawing" xmlns:wp="http://schemas.openxmlformats.org/drawingml/2006/wordprocessingDrawing" xmlns:w10="urn:schemas-microsoft-com:office:word" xmlns:w="http://schemas.openxmlformats.org/wordprocessingml/2006/main" xmlns:w14="http://schemas.microsoft.com/office/word/2010/wordml" xmlns:w15="http://schemas.microsoft.com/office/word/2012/wordml" xmlns:w16cex="http://schemas.microsoft.com/office/word/2018/wordml/cex" xmlns:w16cid="http://schemas.microsoft.com/office/word/2016/wordml/cid" xmlns:w16="http://schemas.microsoft.com/office/word/2018/wordml" xmlns:w16du="http://schemas.microsoft.com/office/word/2023/wordml/word16du" xmlns:w16sdtdh="http://schemas.microsoft.com/office/word/2020/wordml/sdtdatahash" xmlns:w16se="http://schemas.microsoft.com/office/word/2015/wordml/symex" xmlns:wpg="http://schemas.microsoft.com/office/word/2010/wordprocessingGroup" xmlns:wpi="http://schemas.microsoft.com/office/word/2010/wordprocessingInk" xmlns:wne="http://schemas.microsoft.com/office/word/2006/wordml" xmlns:wps="http://schemas.microsoft.com/office/word/2010/wordprocessingShape" mc:Ignorable="w14 w15 w16se w16cid w16 w16cex w16sdtdh w16du wp14">
+<w:footnotes xmlns:wpc="http://schemas.microsoft.com/office/word/2010/wordprocessingCanvas" xmlns:cx="http://schemas.microsoft.com/office/drawing/2014/chartex" xmlns:cx1="http://schemas.microsoft.com/office/drawing/2015/9/8/chartex" xmlns:cx2="http://schemas.microsoft.com/office/drawing/2015/10/21/chartex" xmlns:cx3="http://schemas.microsoft.com/office/drawing/2016/5/9/chartex" xmlns:cx4="http://schemas.microsoft.com/office/drawing/2016/5/10/chartex" xmlns:cx5="http://schemas.microsoft.com/office/drawing/2016/5/11/chartex" xmlns:cx6="http://schemas.microsoft.com/office/drawing/2016/5/12/chartex" xmlns:cx7="http://schemas.microsoft.com/office/drawing/2016/5/13/chartex" xmlns:cx8="http://schemas.microsoft.com/office/drawing/2016/5/14/chartex" xmlns:mc="http://schemas.openxmlformats.org/markup-compatibility/2006" xmlns:aink="http://schemas.microsoft.com/office/drawing/2016/ink" xmlns:am3d="http://schemas.microsoft.com/office/drawing/2017/model3d" xmlns:o="urn:schemas-microsoft-com:office:office" xmlns:oel="http://schemas.microsoft.com/office/2019/extlst" xmlns:r="http://schemas.openxmlformats.org/officeDocument/2006/relationships" xmlns:m="http://schemas.openxmlformats.org/officeDocument/2006/math" xmlns:v="urn:schemas-microsoft-com:vml" xmlns:wp14="http://schemas.microsoft.com/office/word/2010/wordprocessingDrawing" xmlns:wp="http://schemas.openxmlformats.org/drawingml/2006/wordprocessingDrawing" xmlns:w10="urn:schemas-microsoft-com:office:word" xmlns:w="http://schemas.openxmlformats.org/wordprocessingml/2006/main" xmlns:w14="http://schemas.microsoft.com/office/word/2010/wordml" xmlns:w15="http://schemas.microsoft.com/office/word/2012/wordml" xmlns:w16cex="http://schemas.microsoft.com/office/word/2018/wordml/cex" xmlns:w16cid="http://schemas.microsoft.com/office/word/2016/wordml/cid" xmlns:w16="http://schemas.microsoft.com/office/word/2018/wordml" xmlns:w16du="http://schemas.microsoft.com/office/word/2023/wordml/word16du" xmlns:w16sdtdh="http://schemas.microsoft.com/office/word/2020/wordml/sdtdatahash" xmlns:w16sdtfl="http://schemas.microsoft.com/office/word/2024/wordml/sdtformatlock" xmlns:w16se="http://schemas.microsoft.com/office/word/2015/wordml/symex" xmlns:wpg="http://schemas.microsoft.com/office/word/2010/wordprocessingGroup" xmlns:wpi="http://schemas.microsoft.com/office/word/2010/wordprocessingInk" xmlns:wne="http://schemas.microsoft.com/office/word/2006/wordml" xmlns:wps="http://schemas.microsoft.com/office/word/2010/wordprocessingShape" mc:Ignorable="w14 w15 w16se w16cid w16 w16cex w16sdtdh w16sdtfl w16du wp14">
   <w:footnote w:type="separator" w:id="-1">
     <w:p>
       <w:pPr>
@@ -1677,8 +1674,38 @@
 </w:footnotes>
 </file>
 
+<file path=word/header1.xml><?xml version="1.0" encoding="utf-8"?>
+<w:hdr xmlns:wpc="http://schemas.microsoft.com/office/word/2010/wordprocessingCanvas" xmlns:cx="http://schemas.microsoft.com/office/drawing/2014/chartex" xmlns:cx1="http://schemas.microsoft.com/office/drawing/2015/9/8/chartex" xmlns:cx2="http://schemas.microsoft.com/office/drawing/2015/10/21/chartex" xmlns:cx3="http://schemas.microsoft.com/office/drawing/2016/5/9/chartex" xmlns:cx4="http://schemas.microsoft.com/office/drawing/2016/5/10/chartex" xmlns:cx5="http://schemas.microsoft.com/office/drawing/2016/5/11/chartex" xmlns:cx6="http://schemas.microsoft.com/office/drawing/2016/5/12/chartex" xmlns:cx7="http://schemas.microsoft.com/office/drawing/2016/5/13/chartex" xmlns:cx8="http://schemas.microsoft.com/office/drawing/2016/5/14/chartex" xmlns:mc="http://schemas.openxmlformats.org/markup-compatibility/2006" xmlns:aink="http://schemas.microsoft.com/office/drawing/2016/ink" xmlns:am3d="http://schemas.microsoft.com/office/drawing/2017/model3d" xmlns:o="urn:schemas-microsoft-com:office:office" xmlns:oel="http://schemas.microsoft.com/office/2019/extlst" xmlns:r="http://schemas.openxmlformats.org/officeDocument/2006/relationships" xmlns:m="http://schemas.openxmlformats.org/officeDocument/2006/math" xmlns:v="urn:schemas-microsoft-com:vml" xmlns:wp14="http://schemas.microsoft.com/office/word/2010/wordprocessingDrawing" xmlns:wp="http://schemas.openxmlformats.org/drawingml/2006/wordprocessingDrawing" xmlns:w10="urn:schemas-microsoft-com:office:word" xmlns:w="http://schemas.openxmlformats.org/wordprocessingml/2006/main" xmlns:w14="http://schemas.microsoft.com/office/word/2010/wordml" xmlns:w15="http://schemas.microsoft.com/office/word/2012/wordml" xmlns:w16cex="http://schemas.microsoft.com/office/word/2018/wordml/cex" xmlns:w16cid="http://schemas.microsoft.com/office/word/2016/wordml/cid" xmlns:w16="http://schemas.microsoft.com/office/word/2018/wordml" xmlns:w16du="http://schemas.microsoft.com/office/word/2023/wordml/word16du" xmlns:w16sdtdh="http://schemas.microsoft.com/office/word/2020/wordml/sdtdatahash" xmlns:w16sdtfl="http://schemas.microsoft.com/office/word/2024/wordml/sdtformatlock" xmlns:w16se="http://schemas.microsoft.com/office/word/2015/wordml/symex" xmlns:wpg="http://schemas.microsoft.com/office/word/2010/wordprocessingGroup" xmlns:wpi="http://schemas.microsoft.com/office/word/2010/wordprocessingInk" xmlns:wne="http://schemas.microsoft.com/office/word/2006/wordml" xmlns:wps="http://schemas.microsoft.com/office/word/2010/wordprocessingShape" mc:Ignorable="w14 w15 w16se w16cid w16 w16cex w16sdtdh w16sdtfl w16du wp14">
+  <w:p>
+    <w:pPr>
+      <w:pStyle w:val="Header"/>
+    </w:pPr>
+  </w:p>
+</w:hdr>
+</file>
+
+<file path=word/header2.xml><?xml version="1.0" encoding="utf-8"?>
+<w:hdr xmlns:wpc="http://schemas.microsoft.com/office/word/2010/wordprocessingCanvas" xmlns:cx="http://schemas.microsoft.com/office/drawing/2014/chartex" xmlns:cx1="http://schemas.microsoft.com/office/drawing/2015/9/8/chartex" xmlns:cx2="http://schemas.microsoft.com/office/drawing/2015/10/21/chartex" xmlns:cx3="http://schemas.microsoft.com/office/drawing/2016/5/9/chartex" xmlns:cx4="http://schemas.microsoft.com/office/drawing/2016/5/10/chartex" xmlns:cx5="http://schemas.microsoft.com/office/drawing/2016/5/11/chartex" xmlns:cx6="http://schemas.microsoft.com/office/drawing/2016/5/12/chartex" xmlns:cx7="http://schemas.microsoft.com/office/drawing/2016/5/13/chartex" xmlns:cx8="http://schemas.microsoft.com/office/drawing/2016/5/14/chartex" xmlns:mc="http://schemas.openxmlformats.org/markup-compatibility/2006" xmlns:aink="http://schemas.microsoft.com/office/drawing/2016/ink" xmlns:am3d="http://schemas.microsoft.com/office/drawing/2017/model3d" xmlns:o="urn:schemas-microsoft-com:office:office" xmlns:oel="http://schemas.microsoft.com/office/2019/extlst" xmlns:r="http://schemas.openxmlformats.org/officeDocument/2006/relationships" xmlns:m="http://schemas.openxmlformats.org/officeDocument/2006/math" xmlns:v="urn:schemas-microsoft-com:vml" xmlns:wp14="http://schemas.microsoft.com/office/word/2010/wordprocessingDrawing" xmlns:wp="http://schemas.openxmlformats.org/drawingml/2006/wordprocessingDrawing" xmlns:w10="urn:schemas-microsoft-com:office:word" xmlns:w="http://schemas.openxmlformats.org/wordprocessingml/2006/main" xmlns:w14="http://schemas.microsoft.com/office/word/2010/wordml" xmlns:w15="http://schemas.microsoft.com/office/word/2012/wordml" xmlns:w16cex="http://schemas.microsoft.com/office/word/2018/wordml/cex" xmlns:w16cid="http://schemas.microsoft.com/office/word/2016/wordml/cid" xmlns:w16="http://schemas.microsoft.com/office/word/2018/wordml" xmlns:w16du="http://schemas.microsoft.com/office/word/2023/wordml/word16du" xmlns:w16sdtdh="http://schemas.microsoft.com/office/word/2020/wordml/sdtdatahash" xmlns:w16sdtfl="http://schemas.microsoft.com/office/word/2024/wordml/sdtformatlock" xmlns:w16se="http://schemas.microsoft.com/office/word/2015/wordml/symex" xmlns:wpg="http://schemas.microsoft.com/office/word/2010/wordprocessingGroup" xmlns:wpi="http://schemas.microsoft.com/office/word/2010/wordprocessingInk" xmlns:wne="http://schemas.microsoft.com/office/word/2006/wordml" xmlns:wps="http://schemas.microsoft.com/office/word/2010/wordprocessingShape" mc:Ignorable="w14 w15 w16se w16cid w16 w16cex w16sdtdh w16sdtfl w16du wp14">
+  <w:p>
+    <w:pPr>
+      <w:pStyle w:val="Header"/>
+    </w:pPr>
+  </w:p>
+</w:hdr>
+</file>
+
+<file path=word/header3.xml><?xml version="1.0" encoding="utf-8"?>
+<w:hdr xmlns:wpc="http://schemas.microsoft.com/office/word/2010/wordprocessingCanvas" xmlns:cx="http://schemas.microsoft.com/office/drawing/2014/chartex" xmlns:cx1="http://schemas.microsoft.com/office/drawing/2015/9/8/chartex" xmlns:cx2="http://schemas.microsoft.com/office/drawing/2015/10/21/chartex" xmlns:cx3="http://schemas.microsoft.com/office/drawing/2016/5/9/chartex" xmlns:cx4="http://schemas.microsoft.com/office/drawing/2016/5/10/chartex" xmlns:cx5="http://schemas.microsoft.com/office/drawing/2016/5/11/chartex" xmlns:cx6="http://schemas.microsoft.com/office/drawing/2016/5/12/chartex" xmlns:cx7="http://schemas.microsoft.com/office/drawing/2016/5/13/chartex" xmlns:cx8="http://schemas.microsoft.com/office/drawing/2016/5/14/chartex" xmlns:mc="http://schemas.openxmlformats.org/markup-compatibility/2006" xmlns:aink="http://schemas.microsoft.com/office/drawing/2016/ink" xmlns:am3d="http://schemas.microsoft.com/office/drawing/2017/model3d" xmlns:o="urn:schemas-microsoft-com:office:office" xmlns:oel="http://schemas.microsoft.com/office/2019/extlst" xmlns:r="http://schemas.openxmlformats.org/officeDocument/2006/relationships" xmlns:m="http://schemas.openxmlformats.org/officeDocument/2006/math" xmlns:v="urn:schemas-microsoft-com:vml" xmlns:wp14="http://schemas.microsoft.com/office/word/2010/wordprocessingDrawing" xmlns:wp="http://schemas.openxmlformats.org/drawingml/2006/wordprocessingDrawing" xmlns:w10="urn:schemas-microsoft-com:office:word" xmlns:w="http://schemas.openxmlformats.org/wordprocessingml/2006/main" xmlns:w14="http://schemas.microsoft.com/office/word/2010/wordml" xmlns:w15="http://schemas.microsoft.com/office/word/2012/wordml" xmlns:w16cex="http://schemas.microsoft.com/office/word/2018/wordml/cex" xmlns:w16cid="http://schemas.microsoft.com/office/word/2016/wordml/cid" xmlns:w16="http://schemas.microsoft.com/office/word/2018/wordml" xmlns:w16du="http://schemas.microsoft.com/office/word/2023/wordml/word16du" xmlns:w16sdtdh="http://schemas.microsoft.com/office/word/2020/wordml/sdtdatahash" xmlns:w16sdtfl="http://schemas.microsoft.com/office/word/2024/wordml/sdtformatlock" xmlns:w16se="http://schemas.microsoft.com/office/word/2015/wordml/symex" xmlns:wpg="http://schemas.microsoft.com/office/word/2010/wordprocessingGroup" xmlns:wpi="http://schemas.microsoft.com/office/word/2010/wordprocessingInk" xmlns:wne="http://schemas.microsoft.com/office/word/2006/wordml" xmlns:wps="http://schemas.microsoft.com/office/word/2010/wordprocessingShape" mc:Ignorable="w14 w15 w16se w16cid w16 w16cex w16sdtdh w16sdtfl w16du wp14">
+  <w:p>
+    <w:pPr>
+      <w:pStyle w:val="Header"/>
+    </w:pPr>
+  </w:p>
+</w:hdr>
+</file>
+
 <file path=word/numbering.xml><?xml version="1.0" encoding="utf-8"?>
-<w:numbering xmlns:wpc="http://schemas.microsoft.com/office/word/2010/wordprocessingCanvas" xmlns:cx="http://schemas.microsoft.com/office/drawing/2014/chartex" xmlns:cx1="http://schemas.microsoft.com/office/drawing/2015/9/8/chartex" xmlns:cx2="http://schemas.microsoft.com/office/drawing/2015/10/21/chartex" xmlns:cx3="http://schemas.microsoft.com/office/drawing/2016/5/9/chartex" xmlns:cx4="http://schemas.microsoft.com/office/drawing/2016/5/10/chartex" xmlns:cx5="http://schemas.microsoft.com/office/drawing/2016/5/11/chartex" xmlns:cx6="http://schemas.microsoft.com/office/drawing/2016/5/12/chartex" xmlns:cx7="http://schemas.microsoft.com/office/drawing/2016/5/13/chartex" xmlns:cx8="http://schemas.microsoft.com/office/drawing/2016/5/14/chartex" xmlns:mc="http://schemas.openxmlformats.org/markup-compatibility/2006" xmlns:aink="http://schemas.microsoft.com/office/drawing/2016/ink" xmlns:am3d="http://schemas.microsoft.com/office/drawing/2017/model3d" xmlns:o="urn:schemas-microsoft-com:office:office" xmlns:oel="http://schemas.microsoft.com/office/2019/extlst" xmlns:r="http://schemas.openxmlformats.org/officeDocument/2006/relationships" xmlns:m="http://schemas.openxmlformats.org/officeDocument/2006/math" xmlns:v="urn:schemas-microsoft-com:vml" xmlns:wp14="http://schemas.microsoft.com/office/word/2010/wordprocessingDrawing" xmlns:wp="http://schemas.openxmlformats.org/drawingml/2006/wordprocessingDrawing" xmlns:w10="urn:schemas-microsoft-com:office:word" xmlns:w="http://schemas.openxmlformats.org/wordprocessingml/2006/main" xmlns:w14="http://schemas.microsoft.com/office/word/2010/wordml" xmlns:w15="http://schemas.microsoft.com/office/word/2012/wordml" xmlns:w16cex="http://schemas.microsoft.com/office/word/2018/wordml/cex" xmlns:w16cid="http://schemas.microsoft.com/office/word/2016/wordml/cid" xmlns:w16="http://schemas.microsoft.com/office/word/2018/wordml" xmlns:w16du="http://schemas.microsoft.com/office/word/2023/wordml/word16du" xmlns:w16sdtdh="http://schemas.microsoft.com/office/word/2020/wordml/sdtdatahash" xmlns:w16se="http://schemas.microsoft.com/office/word/2015/wordml/symex" xmlns:wpg="http://schemas.microsoft.com/office/word/2010/wordprocessingGroup" xmlns:wpi="http://schemas.microsoft.com/office/word/2010/wordprocessingInk" xmlns:wne="http://schemas.microsoft.com/office/word/2006/wordml" xmlns:wps="http://schemas.microsoft.com/office/word/2010/wordprocessingShape" mc:Ignorable="w14 w15 w16se w16cid w16 w16cex w16sdtdh w16du wp14">
+<w:numbering xmlns:wpc="http://schemas.microsoft.com/office/word/2010/wordprocessingCanvas" xmlns:cx="http://schemas.microsoft.com/office/drawing/2014/chartex" xmlns:cx1="http://schemas.microsoft.com/office/drawing/2015/9/8/chartex" xmlns:cx2="http://schemas.microsoft.com/office/drawing/2015/10/21/chartex" xmlns:cx3="http://schemas.microsoft.com/office/drawing/2016/5/9/chartex" xmlns:cx4="http://schemas.microsoft.com/office/drawing/2016/5/10/chartex" xmlns:cx5="http://schemas.microsoft.com/office/drawing/2016/5/11/chartex" xmlns:cx6="http://schemas.microsoft.com/office/drawing/2016/5/12/chartex" xmlns:cx7="http://schemas.microsoft.com/office/drawing/2016/5/13/chartex" xmlns:cx8="http://schemas.microsoft.com/office/drawing/2016/5/14/chartex" xmlns:mc="http://schemas.openxmlformats.org/markup-compatibility/2006" xmlns:aink="http://schemas.microsoft.com/office/drawing/2016/ink" xmlns:am3d="http://schemas.microsoft.com/office/drawing/2017/model3d" xmlns:o="urn:schemas-microsoft-com:office:office" xmlns:oel="http://schemas.microsoft.com/office/2019/extlst" xmlns:r="http://schemas.openxmlformats.org/officeDocument/2006/relationships" xmlns:m="http://schemas.openxmlformats.org/officeDocument/2006/math" xmlns:v="urn:schemas-microsoft-com:vml" xmlns:wp14="http://schemas.microsoft.com/office/word/2010/wordprocessingDrawing" xmlns:wp="http://schemas.openxmlformats.org/drawingml/2006/wordprocessingDrawing" xmlns:w10="urn:schemas-microsoft-com:office:word" xmlns:w="http://schemas.openxmlformats.org/wordprocessingml/2006/main" xmlns:w14="http://schemas.microsoft.com/office/word/2010/wordml" xmlns:w15="http://schemas.microsoft.com/office/word/2012/wordml" xmlns:w16cex="http://schemas.microsoft.com/office/word/2018/wordml/cex" xmlns:w16cid="http://schemas.microsoft.com/office/word/2016/wordml/cid" xmlns:w16="http://schemas.microsoft.com/office/word/2018/wordml" xmlns:w16du="http://schemas.microsoft.com/office/word/2023/wordml/word16du" xmlns:w16sdtdh="http://schemas.microsoft.com/office/word/2020/wordml/sdtdatahash" xmlns:w16sdtfl="http://schemas.microsoft.com/office/word/2024/wordml/sdtformatlock" xmlns:w16se="http://schemas.microsoft.com/office/word/2015/wordml/symex" xmlns:wpg="http://schemas.microsoft.com/office/word/2010/wordprocessingGroup" xmlns:wpi="http://schemas.microsoft.com/office/word/2010/wordprocessingInk" xmlns:wne="http://schemas.microsoft.com/office/word/2006/wordml" xmlns:wps="http://schemas.microsoft.com/office/word/2010/wordprocessingShape" mc:Ignorable="w14 w15 w16se w16cid w16 w16cex w16sdtdh w16sdtfl w16du wp14">
   <w:abstractNum w:abstractNumId="0" w15:restartNumberingAfterBreak="0">
     <w:nsid w:val="03904AB7"/>
     <w:multiLevelType w:val="multilevel"/>
@@ -7321,7 +7348,7 @@
 </file>
 
 <file path=word/styles.xml><?xml version="1.0" encoding="utf-8"?>
-<w:styles xmlns:mc="http://schemas.openxmlformats.org/markup-compatibility/2006" xmlns:r="http://schemas.openxmlformats.org/officeDocument/2006/relationships" xmlns:w="http://schemas.openxmlformats.org/wordprocessingml/2006/main" xmlns:w14="http://schemas.microsoft.com/office/word/2010/wordml" xmlns:w15="http://schemas.microsoft.com/office/word/2012/wordml" xmlns:w16cex="http://schemas.microsoft.com/office/word/2018/wordml/cex" xmlns:w16cid="http://schemas.microsoft.com/office/word/2016/wordml/cid" xmlns:w16="http://schemas.microsoft.com/office/word/2018/wordml" xmlns:w16du="http://schemas.microsoft.com/office/word/2023/wordml/word16du" xmlns:w16sdtdh="http://schemas.microsoft.com/office/word/2020/wordml/sdtdatahash" xmlns:w16se="http://schemas.microsoft.com/office/word/2015/wordml/symex" mc:Ignorable="w14 w15 w16se w16cid w16 w16cex w16sdtdh w16du">
+<w:styles xmlns:mc="http://schemas.openxmlformats.org/markup-compatibility/2006" xmlns:r="http://schemas.openxmlformats.org/officeDocument/2006/relationships" xmlns:w="http://schemas.openxmlformats.org/wordprocessingml/2006/main" xmlns:w14="http://schemas.microsoft.com/office/word/2010/wordml" xmlns:w15="http://schemas.microsoft.com/office/word/2012/wordml" xmlns:w16cex="http://schemas.microsoft.com/office/word/2018/wordml/cex" xmlns:w16cid="http://schemas.microsoft.com/office/word/2016/wordml/cid" xmlns:w16="http://schemas.microsoft.com/office/word/2018/wordml" xmlns:w16du="http://schemas.microsoft.com/office/word/2023/wordml/word16du" xmlns:w16sdtdh="http://schemas.microsoft.com/office/word/2020/wordml/sdtdatahash" xmlns:w16sdtfl="http://schemas.microsoft.com/office/word/2024/wordml/sdtformatlock" xmlns:w16se="http://schemas.microsoft.com/office/word/2015/wordml/symex" mc:Ignorable="w14 w15 w16se w16cid w16 w16cex w16sdtdh w16sdtfl w16du">
   <w:docDefaults>
     <w:rPrDefault>
       <w:rPr>
@@ -7720,7 +7747,7 @@
   <w:style w:type="paragraph" w:default="1" w:styleId="Normal">
     <w:name w:val="Normal"/>
     <w:qFormat/>
-    <w:rsid w:val="005C7B78"/>
+    <w:rsid w:val="00B53AE2"/>
     <w:pPr>
       <w:spacing w:before="160" w:after="80" w:line="336" w:lineRule="auto"/>
     </w:pPr>
@@ -7738,7 +7765,7 @@
     <w:next w:val="Normal"/>
     <w:link w:val="Heading1Char"/>
     <w:qFormat/>
-    <w:rsid w:val="005C7B78"/>
+    <w:rsid w:val="00B53AE2"/>
     <w:pPr>
       <w:keepNext/>
       <w:spacing w:before="400" w:after="200" w:line="240" w:lineRule="auto"/>
@@ -7758,7 +7785,7 @@
     <w:next w:val="Normal"/>
     <w:link w:val="Heading2Char"/>
     <w:qFormat/>
-    <w:rsid w:val="005C7B78"/>
+    <w:rsid w:val="00B53AE2"/>
     <w:pPr>
       <w:keepNext/>
       <w:pBdr>
@@ -7782,7 +7809,7 @@
     <w:next w:val="Normal"/>
     <w:link w:val="Heading3Char"/>
     <w:qFormat/>
-    <w:rsid w:val="005C7B78"/>
+    <w:rsid w:val="00B53AE2"/>
     <w:pPr>
       <w:keepNext/>
       <w:autoSpaceDE w:val="0"/>
@@ -7803,7 +7830,7 @@
     <w:uiPriority w:val="1"/>
     <w:semiHidden/>
     <w:unhideWhenUsed/>
-    <w:rsid w:val="005C7B78"/>
+    <w:rsid w:val="00B53AE2"/>
   </w:style>
   <w:style w:type="table" w:default="1" w:styleId="TableNormal">
     <w:name w:val="Normal Table"/>
@@ -7825,7 +7852,7 @@
     <w:uiPriority w:val="99"/>
     <w:semiHidden/>
     <w:unhideWhenUsed/>
-    <w:rsid w:val="005C7B78"/>
+    <w:rsid w:val="00B53AE2"/>
   </w:style>
   <w:style w:type="character" w:customStyle="1" w:styleId="Heading1Char">
     <w:name w:val="Heading 1 Char"/>
@@ -7875,7 +7902,7 @@
     <w:name w:val="footer"/>
     <w:basedOn w:val="Normal"/>
     <w:link w:val="FooterChar"/>
-    <w:rsid w:val="005C7B78"/>
+    <w:rsid w:val="00B53AE2"/>
     <w:pPr>
       <w:pBdr>
         <w:top w:val="single" w:sz="4" w:space="1" w:color="auto"/>
@@ -7907,7 +7934,7 @@
     <w:name w:val="header"/>
     <w:basedOn w:val="Normal"/>
     <w:link w:val="HeaderChar"/>
-    <w:rsid w:val="005C7B78"/>
+    <w:rsid w:val="00B53AE2"/>
     <w:pPr>
       <w:tabs>
         <w:tab w:val="left" w:pos="5040"/>
@@ -7934,7 +7961,7 @@
   <w:style w:type="paragraph" w:customStyle="1" w:styleId="Outlinenumbering">
     <w:name w:val="Outline numbering"/>
     <w:basedOn w:val="Normal"/>
-    <w:rsid w:val="005C7B78"/>
+    <w:rsid w:val="00B53AE2"/>
     <w:pPr>
       <w:numPr>
         <w:numId w:val="1"/>
@@ -7952,7 +7979,7 @@
   <w:style w:type="paragraph" w:customStyle="1" w:styleId="NumberedHeading2">
     <w:name w:val="Numbered Heading 2"/>
     <w:basedOn w:val="Normal"/>
-    <w:rsid w:val="005C7B78"/>
+    <w:rsid w:val="00B53AE2"/>
     <w:pPr>
       <w:numPr>
         <w:numId w:val="2"/>
@@ -7962,11 +7989,11 @@
   <w:style w:type="character" w:styleId="PageNumber">
     <w:name w:val="page number"/>
     <w:basedOn w:val="DefaultParagraphFont"/>
-    <w:rsid w:val="005C7B78"/>
+    <w:rsid w:val="00B53AE2"/>
   </w:style>
   <w:style w:type="character" w:styleId="Hyperlink">
     <w:name w:val="Hyperlink"/>
-    <w:rsid w:val="005C7B78"/>
+    <w:rsid w:val="00B53AE2"/>
     <w:rPr>
       <w:color w:val="0000FF"/>
       <w:u w:val="single"/>
@@ -7974,7 +8001,7 @@
   </w:style>
   <w:style w:type="character" w:styleId="FollowedHyperlink">
     <w:name w:val="FollowedHyperlink"/>
-    <w:rsid w:val="005C7B78"/>
+    <w:rsid w:val="00B53AE2"/>
     <w:rPr>
       <w:color w:val="800080"/>
       <w:u w:val="single"/>
@@ -7985,7 +8012,7 @@
     <w:basedOn w:val="Normal"/>
     <w:uiPriority w:val="34"/>
     <w:qFormat/>
-    <w:rsid w:val="005C7B78"/>
+    <w:rsid w:val="00B53AE2"/>
     <w:pPr>
       <w:ind w:left="720"/>
     </w:pPr>
@@ -7997,7 +8024,7 @@
     <w:uiPriority w:val="39"/>
     <w:unhideWhenUsed/>
     <w:qFormat/>
-    <w:rsid w:val="005C7B78"/>
+    <w:rsid w:val="00B53AE2"/>
     <w:pPr>
       <w:keepLines/>
       <w:spacing w:after="0" w:line="259" w:lineRule="auto"/>
@@ -8014,7 +8041,7 @@
     <w:name w:val="Code"/>
     <w:basedOn w:val="Normal"/>
     <w:qFormat/>
-    <w:rsid w:val="005C7B78"/>
+    <w:rsid w:val="00B53AE2"/>
     <w:pPr>
       <w:spacing w:before="80" w:line="240" w:lineRule="auto"/>
     </w:pPr>
@@ -8029,7 +8056,7 @@
     <w:autoRedefine/>
     <w:uiPriority w:val="39"/>
     <w:unhideWhenUsed/>
-    <w:rsid w:val="005C7B78"/>
+    <w:rsid w:val="00B53AE2"/>
     <w:pPr>
       <w:spacing w:after="100" w:line="240" w:lineRule="auto"/>
     </w:pPr>
@@ -8041,7 +8068,7 @@
     <w:autoRedefine/>
     <w:uiPriority w:val="39"/>
     <w:unhideWhenUsed/>
-    <w:rsid w:val="005C7B78"/>
+    <w:rsid w:val="00B53AE2"/>
     <w:pPr>
       <w:spacing w:after="100" w:line="240" w:lineRule="auto"/>
       <w:ind w:left="202"/>
@@ -8055,7 +8082,7 @@
     <w:uiPriority w:val="39"/>
     <w:semiHidden/>
     <w:unhideWhenUsed/>
-    <w:rsid w:val="005C7B78"/>
+    <w:rsid w:val="00B53AE2"/>
     <w:pPr>
       <w:spacing w:after="100" w:line="240" w:lineRule="auto"/>
       <w:ind w:left="403"/>
@@ -8084,7 +8111,7 @@
 </file>
 
 <file path=word/glossary/document.xml><?xml version="1.0" encoding="utf-8"?>
-<w:glossaryDocument xmlns:wpc="http://schemas.microsoft.com/office/word/2010/wordprocessingCanvas" xmlns:cx="http://schemas.microsoft.com/office/drawing/2014/chartex" xmlns:cx1="http://schemas.microsoft.com/office/drawing/2015/9/8/chartex" xmlns:cx2="http://schemas.microsoft.com/office/drawing/2015/10/21/chartex" xmlns:cx3="http://schemas.microsoft.com/office/drawing/2016/5/9/chartex" xmlns:cx4="http://schemas.microsoft.com/office/drawing/2016/5/10/chartex" xmlns:cx5="http://schemas.microsoft.com/office/drawing/2016/5/11/chartex" xmlns:cx6="http://schemas.microsoft.com/office/drawing/2016/5/12/chartex" xmlns:cx7="http://schemas.microsoft.com/office/drawing/2016/5/13/chartex" xmlns:cx8="http://schemas.microsoft.com/office/drawing/2016/5/14/chartex" xmlns:mc="http://schemas.openxmlformats.org/markup-compatibility/2006" xmlns:aink="http://schemas.microsoft.com/office/drawing/2016/ink" xmlns:am3d="http://schemas.microsoft.com/office/drawing/2017/model3d" xmlns:o="urn:schemas-microsoft-com:office:office" xmlns:oel="http://schemas.microsoft.com/office/2019/extlst" xmlns:r="http://schemas.openxmlformats.org/officeDocument/2006/relationships" xmlns:m="http://schemas.openxmlformats.org/officeDocument/2006/math" xmlns:v="urn:schemas-microsoft-com:vml" xmlns:wp14="http://schemas.microsoft.com/office/word/2010/wordprocessingDrawing" xmlns:wp="http://schemas.openxmlformats.org/drawingml/2006/wordprocessingDrawing" xmlns:w10="urn:schemas-microsoft-com:office:word" xmlns:w="http://schemas.openxmlformats.org/wordprocessingml/2006/main" xmlns:w14="http://schemas.microsoft.com/office/word/2010/wordml" xmlns:w15="http://schemas.microsoft.com/office/word/2012/wordml" xmlns:w16cex="http://schemas.microsoft.com/office/word/2018/wordml/cex" xmlns:w16cid="http://schemas.microsoft.com/office/word/2016/wordml/cid" xmlns:w16="http://schemas.microsoft.com/office/word/2018/wordml" xmlns:w16du="http://schemas.microsoft.com/office/word/2023/wordml/word16du" xmlns:w16sdtdh="http://schemas.microsoft.com/office/word/2020/wordml/sdtdatahash" xmlns:w16se="http://schemas.microsoft.com/office/word/2015/wordml/symex" xmlns:wpg="http://schemas.microsoft.com/office/word/2010/wordprocessingGroup" xmlns:wpi="http://schemas.microsoft.com/office/word/2010/wordprocessingInk" xmlns:wne="http://schemas.microsoft.com/office/word/2006/wordml" xmlns:wps="http://schemas.microsoft.com/office/word/2010/wordprocessingShape" mc:Ignorable="w14 w15 w16se w16cid w16 w16cex w16sdtdh w16du wp14">
+<w:glossaryDocument xmlns:wpc="http://schemas.microsoft.com/office/word/2010/wordprocessingCanvas" xmlns:cx="http://schemas.microsoft.com/office/drawing/2014/chartex" xmlns:cx1="http://schemas.microsoft.com/office/drawing/2015/9/8/chartex" xmlns:cx2="http://schemas.microsoft.com/office/drawing/2015/10/21/chartex" xmlns:cx3="http://schemas.microsoft.com/office/drawing/2016/5/9/chartex" xmlns:cx4="http://schemas.microsoft.com/office/drawing/2016/5/10/chartex" xmlns:cx5="http://schemas.microsoft.com/office/drawing/2016/5/11/chartex" xmlns:cx6="http://schemas.microsoft.com/office/drawing/2016/5/12/chartex" xmlns:cx7="http://schemas.microsoft.com/office/drawing/2016/5/13/chartex" xmlns:cx8="http://schemas.microsoft.com/office/drawing/2016/5/14/chartex" xmlns:mc="http://schemas.openxmlformats.org/markup-compatibility/2006" xmlns:aink="http://schemas.microsoft.com/office/drawing/2016/ink" xmlns:am3d="http://schemas.microsoft.com/office/drawing/2017/model3d" xmlns:o="urn:schemas-microsoft-com:office:office" xmlns:oel="http://schemas.microsoft.com/office/2019/extlst" xmlns:r="http://schemas.openxmlformats.org/officeDocument/2006/relationships" xmlns:m="http://schemas.openxmlformats.org/officeDocument/2006/math" xmlns:v="urn:schemas-microsoft-com:vml" xmlns:wp14="http://schemas.microsoft.com/office/word/2010/wordprocessingDrawing" xmlns:wp="http://schemas.openxmlformats.org/drawingml/2006/wordprocessingDrawing" xmlns:w10="urn:schemas-microsoft-com:office:word" xmlns:w="http://schemas.openxmlformats.org/wordprocessingml/2006/main" xmlns:w14="http://schemas.microsoft.com/office/word/2010/wordml" xmlns:w15="http://schemas.microsoft.com/office/word/2012/wordml" xmlns:w16cex="http://schemas.microsoft.com/office/word/2018/wordml/cex" xmlns:w16cid="http://schemas.microsoft.com/office/word/2016/wordml/cid" xmlns:w16="http://schemas.microsoft.com/office/word/2018/wordml" xmlns:w16du="http://schemas.microsoft.com/office/word/2023/wordml/word16du" xmlns:w16sdtdh="http://schemas.microsoft.com/office/word/2020/wordml/sdtdatahash" xmlns:w16sdtfl="http://schemas.microsoft.com/office/word/2024/wordml/sdtformatlock" xmlns:w16se="http://schemas.microsoft.com/office/word/2015/wordml/symex" xmlns:wpg="http://schemas.microsoft.com/office/word/2010/wordprocessingGroup" xmlns:wpi="http://schemas.microsoft.com/office/word/2010/wordprocessingInk" xmlns:wne="http://schemas.microsoft.com/office/word/2006/wordml" xmlns:wps="http://schemas.microsoft.com/office/word/2010/wordprocessingShape" mc:Ignorable="w14 w15 w16se w16cid w16 w16cex w16sdtdh w16sdtfl w16du wp14">
   <w:docParts>
     <w:docPart>
       <w:docPartPr>
@@ -8181,7 +8208,7 @@
 </file>
 
 <file path=word/glossary/fontTable.xml><?xml version="1.0" encoding="utf-8"?>
-<w:fonts xmlns:mc="http://schemas.openxmlformats.org/markup-compatibility/2006" xmlns:r="http://schemas.openxmlformats.org/officeDocument/2006/relationships" xmlns:w="http://schemas.openxmlformats.org/wordprocessingml/2006/main" xmlns:w14="http://schemas.microsoft.com/office/word/2010/wordml" xmlns:w15="http://schemas.microsoft.com/office/word/2012/wordml" xmlns:w16cex="http://schemas.microsoft.com/office/word/2018/wordml/cex" xmlns:w16cid="http://schemas.microsoft.com/office/word/2016/wordml/cid" xmlns:w16="http://schemas.microsoft.com/office/word/2018/wordml" xmlns:w16du="http://schemas.microsoft.com/office/word/2023/wordml/word16du" xmlns:w16sdtdh="http://schemas.microsoft.com/office/word/2020/wordml/sdtdatahash" xmlns:w16se="http://schemas.microsoft.com/office/word/2015/wordml/symex" mc:Ignorable="w14 w15 w16se w16cid w16 w16cex w16sdtdh w16du">
+<w:fonts xmlns:mc="http://schemas.openxmlformats.org/markup-compatibility/2006" xmlns:r="http://schemas.openxmlformats.org/officeDocument/2006/relationships" xmlns:w="http://schemas.openxmlformats.org/wordprocessingml/2006/main" xmlns:w14="http://schemas.microsoft.com/office/word/2010/wordml" xmlns:w15="http://schemas.microsoft.com/office/word/2012/wordml" xmlns:w16cex="http://schemas.microsoft.com/office/word/2018/wordml/cex" xmlns:w16cid="http://schemas.microsoft.com/office/word/2016/wordml/cid" xmlns:w16="http://schemas.microsoft.com/office/word/2018/wordml" xmlns:w16du="http://schemas.microsoft.com/office/word/2023/wordml/word16du" xmlns:w16sdtdh="http://schemas.microsoft.com/office/word/2020/wordml/sdtdatahash" xmlns:w16sdtfl="http://schemas.microsoft.com/office/word/2024/wordml/sdtformatlock" xmlns:w16se="http://schemas.microsoft.com/office/word/2015/wordml/symex" mc:Ignorable="w14 w15 w16se w16cid w16 w16cex w16sdtdh w16sdtfl w16du">
   <w:font w:name="Times New Roman">
     <w:panose1 w:val="02020603050405020304"/>
     <w:charset w:val="00"/>
@@ -8222,7 +8249,7 @@
     <w:charset w:val="00"/>
     <w:family w:val="swiss"/>
     <w:pitch w:val="variable"/>
-    <w:sig w:usb0="E4002EFF" w:usb1="C000247B" w:usb2="00000009" w:usb3="00000000" w:csb0="000001FF" w:csb1="00000000"/>
+    <w:sig w:usb0="E4002EFF" w:usb1="C200247B" w:usb2="00000009" w:usb3="00000000" w:csb0="000001FF" w:csb1="00000000"/>
   </w:font>
   <w:font w:name="Arial">
     <w:panose1 w:val="020B0604020202020204"/>
@@ -8243,7 +8270,7 @@
     <w:charset w:val="00"/>
     <w:family w:val="swiss"/>
     <w:pitch w:val="variable"/>
-    <w:sig w:usb0="E4002EFF" w:usb1="C000247B" w:usb2="00000009" w:usb3="00000000" w:csb0="000001FF" w:csb1="00000000"/>
+    <w:sig w:usb0="E4002EFF" w:usb1="C200247B" w:usb2="00000009" w:usb3="00000000" w:csb0="000001FF" w:csb1="00000000"/>
   </w:font>
   <w:font w:name="Aptos">
     <w:charset w:val="00"/>
@@ -8261,7 +8288,7 @@
 </file>
 
 <file path=word/glossary/settings.xml><?xml version="1.0" encoding="utf-8"?>
-<w:settings xmlns:mc="http://schemas.openxmlformats.org/markup-compatibility/2006" xmlns:o="urn:schemas-microsoft-com:office:office" xmlns:r="http://schemas.openxmlformats.org/officeDocument/2006/relationships" xmlns:m="http://schemas.openxmlformats.org/officeDocument/2006/math" xmlns:v="urn:schemas-microsoft-com:vml" xmlns:w10="urn:schemas-microsoft-com:office:word" xmlns:w="http://schemas.openxmlformats.org/wordprocessingml/2006/main" xmlns:w14="http://schemas.microsoft.com/office/word/2010/wordml" xmlns:w15="http://schemas.microsoft.com/office/word/2012/wordml" xmlns:w16cex="http://schemas.microsoft.com/office/word/2018/wordml/cex" xmlns:w16cid="http://schemas.microsoft.com/office/word/2016/wordml/cid" xmlns:w16="http://schemas.microsoft.com/office/word/2018/wordml" xmlns:w16du="http://schemas.microsoft.com/office/word/2023/wordml/word16du" xmlns:w16sdtdh="http://schemas.microsoft.com/office/word/2020/wordml/sdtdatahash" xmlns:w16se="http://schemas.microsoft.com/office/word/2015/wordml/symex" xmlns:sl="http://schemas.openxmlformats.org/schemaLibrary/2006/main" mc:Ignorable="w14 w15 w16se w16cid w16 w16cex w16sdtdh w16du">
+<w:settings xmlns:mc="http://schemas.openxmlformats.org/markup-compatibility/2006" xmlns:o="urn:schemas-microsoft-com:office:office" xmlns:r="http://schemas.openxmlformats.org/officeDocument/2006/relationships" xmlns:m="http://schemas.openxmlformats.org/officeDocument/2006/math" xmlns:v="urn:schemas-microsoft-com:vml" xmlns:w10="urn:schemas-microsoft-com:office:word" xmlns:w="http://schemas.openxmlformats.org/wordprocessingml/2006/main" xmlns:w14="http://schemas.microsoft.com/office/word/2010/wordml" xmlns:w15="http://schemas.microsoft.com/office/word/2012/wordml" xmlns:w16cex="http://schemas.microsoft.com/office/word/2018/wordml/cex" xmlns:w16cid="http://schemas.microsoft.com/office/word/2016/wordml/cid" xmlns:w16="http://schemas.microsoft.com/office/word/2018/wordml" xmlns:w16du="http://schemas.microsoft.com/office/word/2023/wordml/word16du" xmlns:w16sdtdh="http://schemas.microsoft.com/office/word/2020/wordml/sdtdatahash" xmlns:w16sdtfl="http://schemas.microsoft.com/office/word/2024/wordml/sdtformatlock" xmlns:w16se="http://schemas.microsoft.com/office/word/2015/wordml/symex" xmlns:sl="http://schemas.openxmlformats.org/schemaLibrary/2006/main" mc:Ignorable="w14 w15 w16se w16cid w16 w16cex w16sdtdh w16sdtfl w16du">
   <w:view w:val="normal"/>
   <w:defaultTabStop w:val="720"/>
   <w:characterSpacingControl w:val="doNotCompress"/>
@@ -8276,6 +8303,7 @@
   </w:compat>
   <w:rsids>
     <w:rsidRoot w:val="00E105F2"/>
+    <w:rsid w:val="002B76AB"/>
     <w:rsid w:val="00C56C3C"/>
     <w:rsid w:val="00E105F2"/>
     <w:rsid w:val="00F010F0"/>
@@ -8302,7 +8330,7 @@
 </file>
 
 <file path=word/glossary/styles.xml><?xml version="1.0" encoding="utf-8"?>
-<w:styles xmlns:mc="http://schemas.openxmlformats.org/markup-compatibility/2006" xmlns:r="http://schemas.openxmlformats.org/officeDocument/2006/relationships" xmlns:w="http://schemas.openxmlformats.org/wordprocessingml/2006/main" xmlns:w14="http://schemas.microsoft.com/office/word/2010/wordml" xmlns:w15="http://schemas.microsoft.com/office/word/2012/wordml" xmlns:w16cex="http://schemas.microsoft.com/office/word/2018/wordml/cex" xmlns:w16cid="http://schemas.microsoft.com/office/word/2016/wordml/cid" xmlns:w16="http://schemas.microsoft.com/office/word/2018/wordml" xmlns:w16du="http://schemas.microsoft.com/office/word/2023/wordml/word16du" xmlns:w16sdtdh="http://schemas.microsoft.com/office/word/2020/wordml/sdtdatahash" xmlns:w16se="http://schemas.microsoft.com/office/word/2015/wordml/symex" mc:Ignorable="w14 w15 w16se w16cid w16 w16cex w16sdtdh w16du">
+<w:styles xmlns:mc="http://schemas.openxmlformats.org/markup-compatibility/2006" xmlns:r="http://schemas.openxmlformats.org/officeDocument/2006/relationships" xmlns:w="http://schemas.openxmlformats.org/wordprocessingml/2006/main" xmlns:w14="http://schemas.microsoft.com/office/word/2010/wordml" xmlns:w15="http://schemas.microsoft.com/office/word/2012/wordml" xmlns:w16cex="http://schemas.microsoft.com/office/word/2018/wordml/cex" xmlns:w16cid="http://schemas.microsoft.com/office/word/2016/wordml/cid" xmlns:w16="http://schemas.microsoft.com/office/word/2018/wordml" xmlns:w16du="http://schemas.microsoft.com/office/word/2023/wordml/word16du" xmlns:w16sdtdh="http://schemas.microsoft.com/office/word/2020/wordml/sdtdatahash" xmlns:w16sdtfl="http://schemas.microsoft.com/office/word/2024/wordml/sdtformatlock" xmlns:w16se="http://schemas.microsoft.com/office/word/2015/wordml/symex" mc:Ignorable="w14 w15 w16se w16cid w16 w16cex w16sdtdh w16sdtfl w16du">
   <w:docDefaults>
     <w:rPrDefault>
       <w:rPr>
@@ -8753,7 +8781,7 @@
 </file>
 
 <file path=word/glossary/webSettings.xml><?xml version="1.0" encoding="utf-8"?>
-<w:webSettings xmlns:mc="http://schemas.openxmlformats.org/markup-compatibility/2006" xmlns:r="http://schemas.openxmlformats.org/officeDocument/2006/relationships" xmlns:w="http://schemas.openxmlformats.org/wordprocessingml/2006/main" xmlns:w14="http://schemas.microsoft.com/office/word/2010/wordml" xmlns:w15="http://schemas.microsoft.com/office/word/2012/wordml" xmlns:w16cex="http://schemas.microsoft.com/office/word/2018/wordml/cex" xmlns:w16cid="http://schemas.microsoft.com/office/word/2016/wordml/cid" xmlns:w16="http://schemas.microsoft.com/office/word/2018/wordml" xmlns:w16du="http://schemas.microsoft.com/office/word/2023/wordml/word16du" xmlns:w16sdtdh="http://schemas.microsoft.com/office/word/2020/wordml/sdtdatahash" xmlns:w16se="http://schemas.microsoft.com/office/word/2015/wordml/symex" mc:Ignorable="w14 w15 w16se w16cid w16 w16cex w16sdtdh w16du">
+<w:webSettings xmlns:mc="http://schemas.openxmlformats.org/markup-compatibility/2006" xmlns:r="http://schemas.openxmlformats.org/officeDocument/2006/relationships" xmlns:w="http://schemas.openxmlformats.org/wordprocessingml/2006/main" xmlns:w14="http://schemas.microsoft.com/office/word/2010/wordml" xmlns:w15="http://schemas.microsoft.com/office/word/2012/wordml" xmlns:w16cex="http://schemas.microsoft.com/office/word/2018/wordml/cex" xmlns:w16cid="http://schemas.microsoft.com/office/word/2016/wordml/cid" xmlns:w16="http://schemas.microsoft.com/office/word/2018/wordml" xmlns:w16du="http://schemas.microsoft.com/office/word/2023/wordml/word16du" xmlns:w16sdtdh="http://schemas.microsoft.com/office/word/2020/wordml/sdtdatahash" xmlns:w16sdtfl="http://schemas.microsoft.com/office/word/2024/wordml/sdtformatlock" xmlns:w16se="http://schemas.microsoft.com/office/word/2015/wordml/symex" mc:Ignorable="w14 w15 w16se w16cid w16 w16cex w16sdtdh w16sdtfl w16du">
   <w:optimizeForBrowser/>
   <w:allowPNG/>
 </w:webSettings>
